--- a/SITP/DSA-Notes/M23_Exams_Mapping.docx
+++ b/SITP/DSA-Notes/M23_Exams_Mapping.docx
@@ -60,7 +60,7 @@
         </w:p>
       </w:sdtContent>
     </w:sdt>
-    <w:bookmarkStart w:id="24" w:name="module-23-competitive-exams-mapping"/>
+    <w:bookmarkStart w:id="29" w:name="module-23-competitive-exams-mapping"/>
     <w:p>
       <w:pPr>
         <w:pStyle w:val="Heading1"/>
@@ -976,7 +976,498 @@
           </w:p>
         </w:tc>
       </w:tr>
+      <w:tr>
+        <w:tc>
+          <w:tcPr/>
+          <w:p>
+            <w:pPr>
+              <w:pStyle w:val="Compact"/>
+            </w:pPr>
+            <w:r>
+              <w:t xml:space="preserve">Recursion / backtracking</w:t>
+            </w:r>
+          </w:p>
+        </w:tc>
+        <w:tc>
+          <w:tcPr/>
+          <w:p>
+            <w:pPr>
+              <w:pStyle w:val="Compact"/>
+            </w:pPr>
+            <w:r>
+              <w:t xml:space="preserve">High</w:t>
+            </w:r>
+          </w:p>
+        </w:tc>
+        <w:tc>
+          <w:tcPr/>
+          <w:p>
+            <w:pPr>
+              <w:pStyle w:val="Compact"/>
+            </w:pPr>
+            <w:r>
+              <w:t xml:space="preserve">Medium</w:t>
+            </w:r>
+          </w:p>
+        </w:tc>
+        <w:tc>
+          <w:tcPr/>
+          <w:p>
+            <w:pPr>
+              <w:pStyle w:val="Compact"/>
+            </w:pPr>
+            <w:r>
+              <w:t xml:space="preserve">High</w:t>
+            </w:r>
+          </w:p>
+        </w:tc>
+        <w:tc>
+          <w:tcPr/>
+          <w:p>
+            <w:pPr>
+              <w:pStyle w:val="Compact"/>
+            </w:pPr>
+            <w:r>
+              <w:t xml:space="preserve">High</w:t>
+            </w:r>
+          </w:p>
+        </w:tc>
+      </w:tr>
+      <w:tr>
+        <w:tc>
+          <w:tcPr/>
+          <w:p>
+            <w:pPr>
+              <w:pStyle w:val="Compact"/>
+            </w:pPr>
+            <w:r>
+              <w:t xml:space="preserve">Strings (pattern matching, tries)</w:t>
+            </w:r>
+          </w:p>
+        </w:tc>
+        <w:tc>
+          <w:tcPr/>
+          <w:p>
+            <w:pPr>
+              <w:pStyle w:val="Compact"/>
+            </w:pPr>
+            <w:r>
+              <w:t xml:space="preserve">Medium</w:t>
+            </w:r>
+          </w:p>
+        </w:tc>
+        <w:tc>
+          <w:tcPr/>
+          <w:p>
+            <w:pPr>
+              <w:pStyle w:val="Compact"/>
+            </w:pPr>
+            <w:r>
+              <w:t xml:space="preserve">Medium</w:t>
+            </w:r>
+          </w:p>
+        </w:tc>
+        <w:tc>
+          <w:tcPr/>
+          <w:p>
+            <w:pPr>
+              <w:pStyle w:val="Compact"/>
+            </w:pPr>
+            <w:r>
+              <w:t xml:space="preserve">Medium</w:t>
+            </w:r>
+          </w:p>
+        </w:tc>
+        <w:tc>
+          <w:tcPr/>
+          <w:p>
+            <w:pPr>
+              <w:pStyle w:val="Compact"/>
+            </w:pPr>
+            <w:r>
+              <w:t xml:space="preserve">High</w:t>
+            </w:r>
+          </w:p>
+        </w:tc>
+      </w:tr>
+      <w:tr>
+        <w:tc>
+          <w:tcPr/>
+          <w:p>
+            <w:pPr>
+              <w:pStyle w:val="Compact"/>
+            </w:pPr>
+            <w:r>
+              <w:t xml:space="preserve">Amortised analysis (dyn. array, DSU)</w:t>
+            </w:r>
+          </w:p>
+        </w:tc>
+        <w:tc>
+          <w:tcPr/>
+          <w:p>
+            <w:pPr>
+              <w:pStyle w:val="Compact"/>
+            </w:pPr>
+            <w:r>
+              <w:rPr>
+                <w:b/>
+                <w:bCs/>
+              </w:rPr>
+              <w:t xml:space="preserve">High</w:t>
+            </w:r>
+          </w:p>
+        </w:tc>
+        <w:tc>
+          <w:tcPr/>
+          <w:p>
+            <w:pPr>
+              <w:pStyle w:val="Compact"/>
+            </w:pPr>
+            <w:r>
+              <w:t xml:space="preserve">Low</w:t>
+            </w:r>
+          </w:p>
+        </w:tc>
+        <w:tc>
+          <w:tcPr/>
+          <w:p>
+            <w:pPr>
+              <w:pStyle w:val="Compact"/>
+            </w:pPr>
+            <w:r>
+              <w:t xml:space="preserve">Medium</w:t>
+            </w:r>
+          </w:p>
+        </w:tc>
+        <w:tc>
+          <w:tcPr/>
+          <w:p>
+            <w:pPr>
+              <w:pStyle w:val="Compact"/>
+            </w:pPr>
+            <w:r>
+              <w:t xml:space="preserve">Medium</w:t>
+            </w:r>
+          </w:p>
+        </w:tc>
+      </w:tr>
+      <w:tr>
+        <w:tc>
+          <w:tcPr/>
+          <w:p>
+            <w:pPr>
+              <w:pStyle w:val="Compact"/>
+            </w:pPr>
+            <w:r>
+              <w:t xml:space="preserve">Disjoint-set / union-find</w:t>
+            </w:r>
+          </w:p>
+        </w:tc>
+        <w:tc>
+          <w:tcPr/>
+          <w:p>
+            <w:pPr>
+              <w:pStyle w:val="Compact"/>
+            </w:pPr>
+            <w:r>
+              <w:t xml:space="preserve">Medium</w:t>
+            </w:r>
+          </w:p>
+        </w:tc>
+        <w:tc>
+          <w:tcPr/>
+          <w:p>
+            <w:pPr>
+              <w:pStyle w:val="Compact"/>
+            </w:pPr>
+            <w:r>
+              <w:t xml:space="preserve">Low</w:t>
+            </w:r>
+          </w:p>
+        </w:tc>
+        <w:tc>
+          <w:tcPr/>
+          <w:p>
+            <w:pPr>
+              <w:pStyle w:val="Compact"/>
+            </w:pPr>
+            <w:r>
+              <w:t xml:space="preserve">Medium</w:t>
+            </w:r>
+          </w:p>
+        </w:tc>
+        <w:tc>
+          <w:tcPr/>
+          <w:p>
+            <w:pPr>
+              <w:pStyle w:val="Compact"/>
+            </w:pPr>
+            <w:r>
+              <w:t xml:space="preserve">Medium</w:t>
+            </w:r>
+          </w:p>
+        </w:tc>
+      </w:tr>
+      <w:tr>
+        <w:tc>
+          <w:tcPr/>
+          <w:p>
+            <w:pPr>
+              <w:pStyle w:val="Compact"/>
+            </w:pPr>
+            <w:r>
+              <w:t xml:space="preserve">OOP concepts (SEBI IT Paper-2)</w:t>
+            </w:r>
+          </w:p>
+        </w:tc>
+        <w:tc>
+          <w:tcPr/>
+          <w:p>
+            <w:pPr>
+              <w:pStyle w:val="Compact"/>
+            </w:pPr>
+            <w:r>
+              <w:t xml:space="preserve">Low</w:t>
+            </w:r>
+          </w:p>
+        </w:tc>
+        <w:tc>
+          <w:tcPr/>
+          <w:p>
+            <w:pPr>
+              <w:pStyle w:val="Compact"/>
+            </w:pPr>
+            <w:r>
+              <w:rPr>
+                <w:b/>
+                <w:bCs/>
+              </w:rPr>
+              <w:t xml:space="preserve">High</w:t>
+            </w:r>
+          </w:p>
+        </w:tc>
+        <w:tc>
+          <w:tcPr/>
+          <w:p>
+            <w:pPr>
+              <w:pStyle w:val="Compact"/>
+            </w:pPr>
+            <w:r>
+              <w:t xml:space="preserve">Medium</w:t>
+            </w:r>
+          </w:p>
+        </w:tc>
+        <w:tc>
+          <w:tcPr/>
+          <w:p>
+            <w:pPr>
+              <w:pStyle w:val="Compact"/>
+            </w:pPr>
+            <w:r>
+              <w:t xml:space="preserve">High</w:t>
+            </w:r>
+          </w:p>
+        </w:tc>
+      </w:tr>
+      <w:tr>
+        <w:tc>
+          <w:tcPr/>
+          <w:p>
+            <w:pPr>
+              <w:pStyle w:val="Compact"/>
+            </w:pPr>
+            <w:r>
+              <w:t xml:space="preserve">DBMS: normalisation / transactions / SQL</w:t>
+            </w:r>
+          </w:p>
+        </w:tc>
+        <w:tc>
+          <w:tcPr/>
+          <w:p>
+            <w:pPr>
+              <w:pStyle w:val="Compact"/>
+            </w:pPr>
+            <w:r>
+              <w:t xml:space="preserve">Medium</w:t>
+            </w:r>
+          </w:p>
+        </w:tc>
+        <w:tc>
+          <w:tcPr/>
+          <w:p>
+            <w:pPr>
+              <w:pStyle w:val="Compact"/>
+            </w:pPr>
+            <w:r>
+              <w:rPr>
+                <w:b/>
+                <w:bCs/>
+              </w:rPr>
+              <w:t xml:space="preserve">High</w:t>
+            </w:r>
+          </w:p>
+        </w:tc>
+        <w:tc>
+          <w:tcPr/>
+          <w:p>
+            <w:pPr>
+              <w:pStyle w:val="Compact"/>
+            </w:pPr>
+            <w:r>
+              <w:t xml:space="preserve">High</w:t>
+            </w:r>
+          </w:p>
+        </w:tc>
+        <w:tc>
+          <w:tcPr/>
+          <w:p>
+            <w:pPr>
+              <w:pStyle w:val="Compact"/>
+            </w:pPr>
+            <w:r>
+              <w:t xml:space="preserve">High</w:t>
+            </w:r>
+          </w:p>
+        </w:tc>
+      </w:tr>
+      <w:tr>
+        <w:tc>
+          <w:tcPr/>
+          <w:p>
+            <w:pPr>
+              <w:pStyle w:val="Compact"/>
+            </w:pPr>
+            <w:r>
+              <w:t xml:space="preserve">OS: scheduling / paging / concurrency</w:t>
+            </w:r>
+          </w:p>
+        </w:tc>
+        <w:tc>
+          <w:tcPr/>
+          <w:p>
+            <w:pPr>
+              <w:pStyle w:val="Compact"/>
+            </w:pPr>
+            <w:r>
+              <w:t xml:space="preserve">Medium</w:t>
+            </w:r>
+          </w:p>
+        </w:tc>
+        <w:tc>
+          <w:tcPr/>
+          <w:p>
+            <w:pPr>
+              <w:pStyle w:val="Compact"/>
+            </w:pPr>
+            <w:r>
+              <w:rPr>
+                <w:b/>
+                <w:bCs/>
+              </w:rPr>
+              <w:t xml:space="preserve">High</w:t>
+            </w:r>
+          </w:p>
+        </w:tc>
+        <w:tc>
+          <w:tcPr/>
+          <w:p>
+            <w:pPr>
+              <w:pStyle w:val="Compact"/>
+            </w:pPr>
+            <w:r>
+              <w:t xml:space="preserve">High</w:t>
+            </w:r>
+          </w:p>
+        </w:tc>
+        <w:tc>
+          <w:tcPr/>
+          <w:p>
+            <w:pPr>
+              <w:pStyle w:val="Compact"/>
+            </w:pPr>
+            <w:r>
+              <w:t xml:space="preserve">High</w:t>
+            </w:r>
+          </w:p>
+        </w:tc>
+      </w:tr>
     </w:tbl>
+    <w:p>
+      <w:pPr>
+        <w:pStyle w:val="BlockText"/>
+      </w:pPr>
+      <w:r>
+        <w:rPr>
+          <w:b/>
+          <w:bCs/>
+        </w:rPr>
+        <w:t xml:space="preserve">Memory hook:</w:t>
+      </w:r>
+      <w:r>
+        <w:t xml:space="preserve"> </w:t>
+      </w:r>
+      <w:r>
+        <w:rPr>
+          <w:i/>
+          <w:iCs/>
+        </w:rPr>
+        <w:t xml:space="preserve">GATE/ISRO/C-DAC =</w:t>
+      </w:r>
+      <w:r>
+        <w:rPr>
+          <w:i/>
+          <w:iCs/>
+        </w:rPr>
+        <w:t xml:space="preserve"> </w:t>
+      </w:r>
+      <w:r>
+        <w:rPr>
+          <w:i/>
+          <w:iCs/>
+        </w:rPr>
+        <w:t xml:space="preserve">“compute it”</w:t>
+      </w:r>
+      <w:r>
+        <w:rPr>
+          <w:i/>
+          <w:iCs/>
+        </w:rPr>
+        <w:t xml:space="preserve">; SEBI/RBI =</w:t>
+      </w:r>
+      <w:r>
+        <w:rPr>
+          <w:i/>
+          <w:iCs/>
+        </w:rPr>
+        <w:t xml:space="preserve"> </w:t>
+      </w:r>
+      <w:r>
+        <w:rPr>
+          <w:i/>
+          <w:iCs/>
+        </w:rPr>
+        <w:t xml:space="preserve">“know it”</w:t>
+      </w:r>
+      <w:r>
+        <w:rPr>
+          <w:i/>
+          <w:iCs/>
+        </w:rPr>
+        <w:t xml:space="preserve">.</w:t>
+      </w:r>
+      <w:r>
+        <w:t xml:space="preserve"> </w:t>
+      </w:r>
+      <w:r>
+        <w:t xml:space="preserve">Same</w:t>
+      </w:r>
+      <w:r>
+        <w:t xml:space="preserve"> </w:t>
+      </w:r>
+      <w:r>
+        <w:t xml:space="preserve">topics, different question style.</w:t>
+      </w:r>
+    </w:p>
     <w:p>
       <w:r>
         <w:pict>
@@ -985,7 +1476,7 @@
       </w:r>
     </w:p>
     <w:bookmarkEnd w:id="12"/>
-    <w:bookmarkStart w:id="17" w:name="per-exam-strategy"/>
+    <w:bookmarkStart w:id="18" w:name="per-exam-strategy"/>
     <w:p>
       <w:pPr>
         <w:pStyle w:val="Heading2"/>
@@ -1252,7 +1743,7 @@
       </w:r>
     </w:p>
     <w:bookmarkEnd w:id="13"/>
-    <w:bookmarkStart w:id="14" w:name="X4035ec5baab5c22dc806339feb5083ade5e7130"/>
+    <w:bookmarkStart w:id="15" w:name="X4035ec5baab5c22dc806339feb5083ade5e7130"/>
     <w:p>
       <w:pPr>
         <w:pStyle w:val="Heading3"/>
@@ -1425,8 +1916,352 @@
         <w:t xml:space="preserve">invest in ICPC-only topics (suffix automaton, HLD, flows).</w:t>
       </w:r>
     </w:p>
+    <w:bookmarkStart w:id="14" w:name="X9cc29589df162e5e3b5a4e0e41d2ddac7885bba"/>
+    <w:p>
+      <w:pPr>
+        <w:pStyle w:val="Heading4"/>
+      </w:pPr>
+      <w:r>
+        <w:t xml:space="preserve">SEBI IT Phase-2 (Paper 2) — programming weightage</w:t>
+      </w:r>
+    </w:p>
+    <w:p>
+      <w:pPr>
+        <w:pStyle w:val="FirstParagraph"/>
+      </w:pPr>
+      <w:r>
+        <w:t xml:space="preserve">For the</w:t>
+      </w:r>
+      <w:r>
+        <w:t xml:space="preserve"> </w:t>
+      </w:r>
+      <w:r>
+        <w:rPr>
+          <w:b/>
+          <w:bCs/>
+        </w:rPr>
+        <w:t xml:space="preserve">IT stream Phase-2 technical paper</w:t>
+      </w:r>
+      <w:r>
+        <w:t xml:space="preserve">, the CS-fundamentals portion is</w:t>
+      </w:r>
+      <w:r>
+        <w:t xml:space="preserve"> </w:t>
+      </w:r>
+      <w:r>
+        <w:t xml:space="preserve">widely reported (coaching syllabus breakdowns) to weight the four programming</w:t>
+      </w:r>
+      <w:r>
+        <w:t xml:space="preserve"> </w:t>
+      </w:r>
+      <w:r>
+        <w:t xml:space="preserve">areas roughly like this:</w:t>
+      </w:r>
+    </w:p>
+    <w:tbl>
+      <w:tblPr>
+        <w:tblStyle w:val="Table"/>
+        <w:tblW w:type="auto" w:w="0"/>
+        <w:tblLook w:firstRow="1" w:lastRow="0" w:firstColumn="0" w:lastColumn="0" w:noHBand="0" w:noVBand="0" w:val="0020"/>
+      </w:tblPr>
+      <w:tblGrid>
+        <w:gridCol w:w="3960"/>
+        <w:gridCol w:w="3960"/>
+      </w:tblGrid>
+      <w:tr>
+        <w:trPr>
+          <w:tblHeader w:val="on"/>
+        </w:trPr>
+        <w:tc>
+          <w:tcPr/>
+          <w:p>
+            <w:pPr>
+              <w:pStyle w:val="Compact"/>
+            </w:pPr>
+            <w:r>
+              <w:t xml:space="preserve">Area</w:t>
+            </w:r>
+          </w:p>
+        </w:tc>
+        <w:tc>
+          <w:tcPr/>
+          <w:p>
+            <w:pPr>
+              <w:pStyle w:val="Compact"/>
+            </w:pPr>
+            <w:r>
+              <w:t xml:space="preserve">Approx. weightage</w:t>
+            </w:r>
+          </w:p>
+        </w:tc>
+      </w:tr>
+      <w:tr>
+        <w:tc>
+          <w:tcPr/>
+          <w:p>
+            <w:pPr>
+              <w:pStyle w:val="Compact"/>
+            </w:pPr>
+            <w:r>
+              <w:rPr>
+                <w:b/>
+                <w:bCs/>
+              </w:rPr>
+              <w:t xml:space="preserve">Data Structures</w:t>
+            </w:r>
+            <w:r>
+              <w:t xml:space="preserve"> </w:t>
+            </w:r>
+            <w:r>
+              <w:t xml:space="preserve">(incl. JSON handling)</w:t>
+            </w:r>
+          </w:p>
+        </w:tc>
+        <w:tc>
+          <w:tcPr/>
+          <w:p>
+            <w:pPr>
+              <w:pStyle w:val="Compact"/>
+            </w:pPr>
+            <w:r>
+              <w:rPr>
+                <w:b/>
+                <w:bCs/>
+              </w:rPr>
+              <w:t xml:space="preserve">~40%</w:t>
+            </w:r>
+          </w:p>
+        </w:tc>
+      </w:tr>
+      <w:tr>
+        <w:tc>
+          <w:tcPr/>
+          <w:p>
+            <w:pPr>
+              <w:pStyle w:val="Compact"/>
+            </w:pPr>
+            <w:r>
+              <w:rPr>
+                <w:b/>
+                <w:bCs/>
+              </w:rPr>
+              <w:t xml:space="preserve">Algorithms</w:t>
+            </w:r>
+          </w:p>
+        </w:tc>
+        <w:tc>
+          <w:tcPr/>
+          <w:p>
+            <w:pPr>
+              <w:pStyle w:val="Compact"/>
+            </w:pPr>
+            <w:r>
+              <w:rPr>
+                <w:b/>
+                <w:bCs/>
+              </w:rPr>
+              <w:t xml:space="preserve">~30%</w:t>
+            </w:r>
+          </w:p>
+        </w:tc>
+      </w:tr>
+      <w:tr>
+        <w:tc>
+          <w:tcPr/>
+          <w:p>
+            <w:pPr>
+              <w:pStyle w:val="Compact"/>
+            </w:pPr>
+            <w:r>
+              <w:rPr>
+                <w:b/>
+                <w:bCs/>
+              </w:rPr>
+              <w:t xml:space="preserve">Object-Oriented Programming (OOP)</w:t>
+            </w:r>
+          </w:p>
+        </w:tc>
+        <w:tc>
+          <w:tcPr/>
+          <w:p>
+            <w:pPr>
+              <w:pStyle w:val="Compact"/>
+            </w:pPr>
+            <w:r>
+              <w:rPr>
+                <w:b/>
+                <w:bCs/>
+              </w:rPr>
+              <w:t xml:space="preserve">~20%</w:t>
+            </w:r>
+          </w:p>
+        </w:tc>
+      </w:tr>
+      <w:tr>
+        <w:tc>
+          <w:tcPr/>
+          <w:p>
+            <w:pPr>
+              <w:pStyle w:val="Compact"/>
+            </w:pPr>
+            <w:r>
+              <w:rPr>
+                <w:b/>
+                <w:bCs/>
+              </w:rPr>
+              <w:t xml:space="preserve">String manipulation</w:t>
+            </w:r>
+          </w:p>
+        </w:tc>
+        <w:tc>
+          <w:tcPr/>
+          <w:p>
+            <w:pPr>
+              <w:pStyle w:val="Compact"/>
+            </w:pPr>
+            <w:r>
+              <w:rPr>
+                <w:b/>
+                <w:bCs/>
+              </w:rPr>
+              <w:t xml:space="preserve">~10%</w:t>
+            </w:r>
+          </w:p>
+        </w:tc>
+      </w:tr>
+    </w:tbl>
+    <w:p>
+      <w:pPr>
+        <w:pStyle w:val="Compact"/>
+        <w:numPr>
+          <w:ilvl w:val="0"/>
+          <w:numId w:val="1003"/>
+        </w:numPr>
+      </w:pPr>
+      <w:r>
+        <w:rPr>
+          <w:b/>
+          <w:bCs/>
+        </w:rPr>
+        <w:t xml:space="preserve">Takeaway:</w:t>
+      </w:r>
+      <w:r>
+        <w:t xml:space="preserve"> </w:t>
+      </w:r>
+      <w:r>
+        <w:rPr>
+          <w:b/>
+          <w:bCs/>
+        </w:rPr>
+        <w:t xml:space="preserve">Data Structures + Algorithms ≈ 70%</w:t>
+      </w:r>
+      <w:r>
+        <w:t xml:space="preserve"> </w:t>
+      </w:r>
+      <w:r>
+        <w:t xml:space="preserve">— they decide selection.</w:t>
+      </w:r>
+      <w:r>
+        <w:t xml:space="preserve"> </w:t>
+      </w:r>
+      <w:r>
+        <w:t xml:space="preserve">OOP (~20%) and String handling (~10%) still matter but are secondary.</w:t>
+      </w:r>
+    </w:p>
+    <w:p>
+      <w:pPr>
+        <w:pStyle w:val="Compact"/>
+        <w:numPr>
+          <w:ilvl w:val="0"/>
+          <w:numId w:val="1003"/>
+        </w:numPr>
+      </w:pPr>
+      <w:r>
+        <w:rPr>
+          <w:b/>
+          <w:bCs/>
+        </w:rPr>
+        <w:t xml:space="preserve">Note:</w:t>
+      </w:r>
+      <w:r>
+        <w:t xml:space="preserve"> </w:t>
+      </w:r>
+      <w:r>
+        <w:t xml:space="preserve">these are</w:t>
+      </w:r>
+      <w:r>
+        <w:t xml:space="preserve"> </w:t>
+      </w:r>
+      <w:r>
+        <w:rPr>
+          <w:b/>
+          <w:bCs/>
+        </w:rPr>
+        <w:t xml:space="preserve">relative weightages</w:t>
+      </w:r>
+      <w:r>
+        <w:t xml:space="preserve"> </w:t>
+      </w:r>
+      <w:r>
+        <w:t xml:space="preserve">from prep material, not per-topic</w:t>
+      </w:r>
+      <w:r>
+        <w:t xml:space="preserve"> </w:t>
+      </w:r>
+      <w:r>
+        <w:t xml:space="preserve">official marks; the SEBI notification states subjects, not a public number</w:t>
+      </w:r>
+      <w:r>
+        <w:t xml:space="preserve"> </w:t>
+      </w:r>
+      <w:r>
+        <w:t xml:space="preserve">split. Treat the split as a</w:t>
+      </w:r>
+      <w:r>
+        <w:t xml:space="preserve"> </w:t>
+      </w:r>
+      <w:r>
+        <w:rPr>
+          <w:b/>
+          <w:bCs/>
+        </w:rPr>
+        <w:t xml:space="preserve">study-priority guide</w:t>
+      </w:r>
+      <w:r>
+        <w:t xml:space="preserve">, not a guarantee.</w:t>
+      </w:r>
+    </w:p>
+    <w:p>
+      <w:pPr>
+        <w:pStyle w:val="Compact"/>
+        <w:numPr>
+          <w:ilvl w:val="0"/>
+          <w:numId w:val="1003"/>
+        </w:numPr>
+      </w:pPr>
+      <w:r>
+        <w:rPr>
+          <w:b/>
+          <w:bCs/>
+        </w:rPr>
+        <w:t xml:space="preserve">JSON</w:t>
+      </w:r>
+      <w:r>
+        <w:t xml:space="preserve"> </w:t>
+      </w:r>
+      <w:r>
+        <w:t xml:space="preserve">shows up under Data Structures because IT roles handle config/API data;</w:t>
+      </w:r>
+      <w:r>
+        <w:t xml:space="preserve"> </w:t>
+      </w:r>
+      <w:r>
+        <w:t xml:space="preserve">be comfortable parsing/serialising nested JSON (objects = maps, arrays = lists).</w:t>
+      </w:r>
+    </w:p>
     <w:bookmarkEnd w:id="14"/>
-    <w:bookmarkStart w:id="15" w:name="isro-drdo-c-dac"/>
+    <w:bookmarkEnd w:id="15"/>
+    <w:bookmarkStart w:id="16" w:name="isro-drdo-c-dac"/>
     <w:p>
       <w:pPr>
         <w:pStyle w:val="Heading3"/>
@@ -1440,7 +2275,7 @@
         <w:pStyle w:val="Compact"/>
         <w:numPr>
           <w:ilvl w:val="0"/>
-          <w:numId w:val="1003"/>
+          <w:numId w:val="1004"/>
         </w:numPr>
       </w:pPr>
       <w:r>
@@ -1462,7 +2297,7 @@
         <w:pStyle w:val="Compact"/>
         <w:numPr>
           <w:ilvl w:val="0"/>
-          <w:numId w:val="1003"/>
+          <w:numId w:val="1004"/>
         </w:numPr>
       </w:pPr>
       <w:r>
@@ -1509,8 +2344,8 @@
         <w:t xml:space="preserve">matter.</w:t>
       </w:r>
     </w:p>
-    <w:bookmarkEnd w:id="15"/>
-    <w:bookmarkStart w:id="16" w:name="mcqs"/>
+    <w:bookmarkEnd w:id="16"/>
+    <w:bookmarkStart w:id="17" w:name="mcqs"/>
     <w:p>
       <w:pPr>
         <w:pStyle w:val="Heading3"/>
@@ -1524,7 +2359,7 @@
         <w:pStyle w:val="Compact"/>
         <w:numPr>
           <w:ilvl w:val="0"/>
-          <w:numId w:val="1004"/>
+          <w:numId w:val="1005"/>
         </w:numPr>
       </w:pPr>
       <w:r>
@@ -1552,7 +2387,7 @@
         <w:pStyle w:val="Compact"/>
         <w:numPr>
           <w:ilvl w:val="0"/>
-          <w:numId w:val="1004"/>
+          <w:numId w:val="1005"/>
         </w:numPr>
       </w:pPr>
       <w:r>
@@ -1580,7 +2415,7 @@
         <w:pStyle w:val="Compact"/>
         <w:numPr>
           <w:ilvl w:val="0"/>
-          <w:numId w:val="1004"/>
+          <w:numId w:val="1005"/>
         </w:numPr>
       </w:pPr>
       <w:r>
@@ -1637,9 +2472,9 @@
         </w:pict>
       </w:r>
     </w:p>
-    <w:bookmarkEnd w:id="16"/>
     <w:bookmarkEnd w:id="17"/>
-    <w:bookmarkStart w:id="19" w:name="frequently-asked-concepts-memorise-cold"/>
+    <w:bookmarkEnd w:id="18"/>
+    <w:bookmarkStart w:id="20" w:name="frequently-asked-concepts-memorise-cold"/>
     <w:p>
       <w:pPr>
         <w:pStyle w:val="Heading2"/>
@@ -1653,7 +2488,7 @@
         <w:pStyle w:val="Compact"/>
         <w:numPr>
           <w:ilvl w:val="0"/>
-          <w:numId w:val="1005"/>
+          <w:numId w:val="1006"/>
         </w:numPr>
       </w:pPr>
       <w:r>
@@ -1687,7 +2522,7 @@
         <w:pStyle w:val="Compact"/>
         <w:numPr>
           <w:ilvl w:val="0"/>
-          <w:numId w:val="1005"/>
+          <w:numId w:val="1006"/>
         </w:numPr>
       </w:pPr>
       <w:r>
@@ -1709,7 +2544,7 @@
         <w:pStyle w:val="Compact"/>
         <w:numPr>
           <w:ilvl w:val="0"/>
-          <w:numId w:val="1005"/>
+          <w:numId w:val="1006"/>
         </w:numPr>
       </w:pPr>
       <w:r>
@@ -1747,7 +2582,7 @@
         <w:pStyle w:val="Compact"/>
         <w:numPr>
           <w:ilvl w:val="0"/>
-          <w:numId w:val="1005"/>
+          <w:numId w:val="1006"/>
         </w:numPr>
       </w:pPr>
       <w:r>
@@ -1769,7 +2604,7 @@
         <w:pStyle w:val="Compact"/>
         <w:numPr>
           <w:ilvl w:val="0"/>
-          <w:numId w:val="1005"/>
+          <w:numId w:val="1006"/>
         </w:numPr>
       </w:pPr>
       <w:r>
@@ -1797,7 +2632,7 @@
         <w:pStyle w:val="Compact"/>
         <w:numPr>
           <w:ilvl w:val="0"/>
-          <w:numId w:val="1005"/>
+          <w:numId w:val="1006"/>
         </w:numPr>
       </w:pPr>
       <w:r>
@@ -1841,7 +2676,7 @@
         <w:pStyle w:val="Compact"/>
         <w:numPr>
           <w:ilvl w:val="0"/>
-          <w:numId w:val="1005"/>
+          <w:numId w:val="1006"/>
         </w:numPr>
       </w:pPr>
       <w:r>
@@ -1876,7 +2711,7 @@
         <w:pStyle w:val="Compact"/>
         <w:numPr>
           <w:ilvl w:val="0"/>
-          <w:numId w:val="1005"/>
+          <w:numId w:val="1006"/>
         </w:numPr>
       </w:pPr>
       <w:r>
@@ -1893,7 +2728,7 @@
         <w:t xml:space="preserve">definitions; SAT; reductions; undecidability.</w:t>
       </w:r>
     </w:p>
-    <w:bookmarkStart w:id="18" w:name="mcqs-1"/>
+    <w:bookmarkStart w:id="19" w:name="mcqs-1"/>
     <w:p>
       <w:pPr>
         <w:pStyle w:val="Heading3"/>
@@ -1907,7 +2742,7 @@
         <w:pStyle w:val="Compact"/>
         <w:numPr>
           <w:ilvl w:val="0"/>
-          <w:numId w:val="1006"/>
+          <w:numId w:val="1007"/>
         </w:numPr>
       </w:pPr>
       <w:r>
@@ -1932,7 +2767,7 @@
         <w:pStyle w:val="Compact"/>
         <w:numPr>
           <w:ilvl w:val="0"/>
-          <w:numId w:val="1006"/>
+          <w:numId w:val="1007"/>
         </w:numPr>
       </w:pPr>
       <w:r>
@@ -1960,7 +2795,7 @@
         <w:pStyle w:val="Compact"/>
         <w:numPr>
           <w:ilvl w:val="0"/>
-          <w:numId w:val="1006"/>
+          <w:numId w:val="1007"/>
         </w:numPr>
       </w:pPr>
       <w:r>
@@ -1974,161 +2809,45 @@
         </w:pict>
       </w:r>
     </w:p>
-    <w:bookmarkEnd w:id="18"/>
     <w:bookmarkEnd w:id="19"/>
-    <w:bookmarkStart w:id="20" w:name="module-23-concept-review-one-page"/>
+    <w:bookmarkEnd w:id="20"/>
+    <w:bookmarkStart w:id="24" w:name="most-repeated-mcq-facts-per-exam"/>
     <w:p>
       <w:pPr>
         <w:pStyle w:val="Heading2"/>
       </w:pPr>
       <w:r>
-        <w:t xml:space="preserve">Module 23 — Concept Review (one page)</w:t>
-      </w:r>
-    </w:p>
-    <w:p>
-      <w:pPr>
-        <w:pStyle w:val="Compact"/>
-        <w:numPr>
-          <w:ilvl w:val="0"/>
-          <w:numId w:val="1007"/>
-        </w:numPr>
-      </w:pPr>
-      <w:r>
-        <w:rPr>
-          <w:b/>
-          <w:bCs/>
-        </w:rPr>
-        <w:t xml:space="preserve">GATE/ISRO/C-DAC</w:t>
-      </w:r>
-      <w:r>
-        <w:t xml:space="preserve"> </w:t>
-      </w:r>
-      <w:r>
-        <w:t xml:space="preserve">= algorithm-heavy,</w:t>
-      </w:r>
-      <w:r>
-        <w:t xml:space="preserve"> </w:t>
-      </w:r>
-      <w:r>
-        <w:rPr>
-          <w:b/>
-          <w:bCs/>
-        </w:rPr>
-        <w:t xml:space="preserve">trace/compute</w:t>
-      </w:r>
-      <w:r>
-        <w:t xml:space="preserve"> </w:t>
-      </w:r>
-      <w:r>
-        <w:t xml:space="preserve">style → master</w:t>
-      </w:r>
-      <w:r>
-        <w:t xml:space="preserve"> </w:t>
-      </w:r>
-      <w:r>
-        <w:t xml:space="preserve">recurrences, graphs, DP table-fill, hashing, B/B+ trees, P/NP, sort</w:t>
-      </w:r>
-      <w:r>
-        <w:t xml:space="preserve"> </w:t>
-      </w:r>
-      <w:r>
-        <w:t xml:space="preserve">comparisons, build-heap O(n).</w:t>
-      </w:r>
-    </w:p>
-    <w:p>
-      <w:pPr>
-        <w:pStyle w:val="Compact"/>
-        <w:numPr>
-          <w:ilvl w:val="0"/>
-          <w:numId w:val="1007"/>
-        </w:numPr>
-      </w:pPr>
-      <w:r>
-        <w:rPr>
-          <w:b/>
-          <w:bCs/>
-        </w:rPr>
-        <w:t xml:space="preserve">SEBI/RBI IT</w:t>
-      </w:r>
-      <w:r>
-        <w:t xml:space="preserve"> </w:t>
-      </w:r>
-      <w:r>
-        <w:t xml:space="preserve">(your target) = conceptual MCQ across IT; DSA complexities +</w:t>
-      </w:r>
-      <w:r>
-        <w:t xml:space="preserve"> </w:t>
-      </w:r>
-      <w:r>
-        <w:t xml:space="preserve">trees + hashing +</w:t>
-      </w:r>
-      <w:r>
-        <w:t xml:space="preserve"> </w:t>
-      </w:r>
-      <w:r>
-        <w:rPr>
-          <w:b/>
-          <w:bCs/>
-        </w:rPr>
-        <w:t xml:space="preserve">DBMS indexing</w:t>
-      </w:r>
-      <w:r>
-        <w:t xml:space="preserve"> </w:t>
-      </w:r>
-      <w:r>
-        <w:t xml:space="preserve">overlap; breadth + accuracy.</w:t>
-      </w:r>
-    </w:p>
-    <w:p>
-      <w:pPr>
-        <w:pStyle w:val="Compact"/>
-        <w:numPr>
-          <w:ilvl w:val="0"/>
-          <w:numId w:val="1007"/>
-        </w:numPr>
-      </w:pPr>
-      <w:r>
-        <w:t xml:space="preserve">Use the</w:t>
-      </w:r>
-      <w:r>
-        <w:t xml:space="preserve"> </w:t>
-      </w:r>
-      <w:r>
-        <w:rPr>
-          <w:b/>
-          <w:bCs/>
-        </w:rPr>
-        <w:t xml:space="preserve">Excel</w:t>
-      </w:r>
-      <w:r>
-        <w:rPr>
-          <w:b/>
-          <w:bCs/>
-        </w:rPr>
-        <w:t xml:space="preserve"> </w:t>
-      </w:r>
-      <w:r>
-        <w:rPr>
-          <w:b/>
-          <w:bCs/>
-        </w:rPr>
-        <w:t xml:space="preserve">“Exam Mapping”</w:t>
-      </w:r>
-      <w:r>
-        <w:t xml:space="preserve"> </w:t>
-      </w:r>
-      <w:r>
-        <w:t xml:space="preserve">tab to track exam-specific focus.</w:t>
-      </w:r>
-    </w:p>
-    <w:bookmarkEnd w:id="20"/>
-    <w:bookmarkStart w:id="21" w:name="module-23-flash-cards"/>
-    <w:p>
-      <w:pPr>
-        <w:pStyle w:val="Heading2"/>
-      </w:pPr>
-      <w:r>
-        <w:t xml:space="preserve">Module 23 — Flash Cards</w:t>
+        <w:t xml:space="preserve">23.4 Most-Repeated MCQ Facts (per exam)</w:t>
+      </w:r>
+    </w:p>
+    <w:p>
+      <w:pPr>
+        <w:pStyle w:val="FirstParagraph"/>
+      </w:pPr>
+      <w:r>
+        <w:t xml:space="preserve">These are the facts that show up</w:t>
+      </w:r>
+      <w:r>
+        <w:t xml:space="preserve"> </w:t>
+      </w:r>
+      <w:r>
+        <w:rPr>
+          <w:b/>
+          <w:bCs/>
+        </w:rPr>
+        <w:t xml:space="preserve">again and again</w:t>
+      </w:r>
+      <w:r>
+        <w:t xml:space="preserve">. Memorise them cold.</w:t>
+      </w:r>
+    </w:p>
+    <w:bookmarkStart w:id="21" w:name="gate-the-classic-traps"/>
+    <w:p>
+      <w:pPr>
+        <w:pStyle w:val="Heading3"/>
+      </w:pPr>
+      <w:r>
+        <w:t xml:space="preserve">GATE — the classic traps</w:t>
       </w:r>
     </w:p>
     <w:p>
@@ -2140,17 +2859,50 @@
         </w:numPr>
       </w:pPr>
       <w:r>
-        <w:t xml:space="preserve">Q: GATE highest-yield?</w:t>
-      </w:r>
-      <w:r>
-        <w:t xml:space="preserve"> </w:t>
-      </w:r>
-      <w:r>
-        <w:rPr>
-          <w:b/>
-          <w:bCs/>
-        </w:rPr>
-        <w:t xml:space="preserve">A: graphs, DP, recurrences, hashing, B+ trees, P/NP.</w:t>
+        <w:rPr>
+          <w:b/>
+          <w:bCs/>
+        </w:rPr>
+        <w:t xml:space="preserve">Master Theorem:</w:t>
+      </w:r>
+      <w:r>
+        <w:t xml:space="preserve"> </w:t>
+      </w:r>
+      <w:r>
+        <w:rPr>
+          <w:rStyle w:val="VerbatimChar"/>
+        </w:rPr>
+        <w:t xml:space="preserve">T(n)=aT(n/b)+f(n)</w:t>
+      </w:r>
+      <w:r>
+        <w:t xml:space="preserve">; compare</w:t>
+      </w:r>
+      <w:r>
+        <w:t xml:space="preserve"> </w:t>
+      </w:r>
+      <w:r>
+        <w:rPr>
+          <w:rStyle w:val="VerbatimChar"/>
+        </w:rPr>
+        <w:t xml:space="preserve">f(n)</w:t>
+      </w:r>
+      <w:r>
+        <w:t xml:space="preserve"> </w:t>
+      </w:r>
+      <w:r>
+        <w:t xml:space="preserve">with</w:t>
+      </w:r>
+      <w:r>
+        <w:t xml:space="preserve"> </w:t>
+      </w:r>
+      <w:r>
+        <w:rPr>
+          <w:rStyle w:val="VerbatimChar"/>
+        </w:rPr>
+        <w:t xml:space="preserve">n^(log_b a)</w:t>
+      </w:r>
+      <w:r>
+        <w:t xml:space="preserve">.</w:t>
       </w:r>
     </w:p>
     <w:p>
@@ -2162,17 +2914,40 @@
         </w:numPr>
       </w:pPr>
       <w:r>
-        <w:t xml:space="preserve">Q: SEBI/RBI DSA style?</w:t>
-      </w:r>
-      <w:r>
-        <w:t xml:space="preserve"> </w:t>
-      </w:r>
-      <w:r>
-        <w:rPr>
-          <w:b/>
-          <w:bCs/>
-        </w:rPr>
-        <w:t xml:space="preserve">A: conceptual MCQ + DBMS indexing.</w:t>
+        <w:rPr>
+          <w:b/>
+          <w:bCs/>
+        </w:rPr>
+        <w:t xml:space="preserve">Build-heap = O(n)</w:t>
+      </w:r>
+      <w:r>
+        <w:t xml:space="preserve">; heapsort =</w:t>
+      </w:r>
+      <w:r>
+        <w:t xml:space="preserve"> </w:t>
+      </w:r>
+      <w:r>
+        <w:rPr>
+          <w:b/>
+          <w:bCs/>
+        </w:rPr>
+        <w:t xml:space="preserve">O(n log n)</w:t>
+      </w:r>
+      <w:r>
+        <w:t xml:space="preserve">; heapsort is</w:t>
+      </w:r>
+      <w:r>
+        <w:t xml:space="preserve"> </w:t>
+      </w:r>
+      <w:r>
+        <w:rPr>
+          <w:b/>
+          <w:bCs/>
+        </w:rPr>
+        <w:t xml:space="preserve">not stable</w:t>
+      </w:r>
+      <w:r>
+        <w:t xml:space="preserve">.</w:t>
       </w:r>
     </w:p>
     <w:p>
@@ -2184,17 +2959,30 @@
         </w:numPr>
       </w:pPr>
       <w:r>
-        <w:t xml:space="preserve">Q: build-heap?</w:t>
-      </w:r>
-      <w:r>
-        <w:t xml:space="preserve"> </w:t>
-      </w:r>
-      <w:r>
-        <w:rPr>
-          <w:b/>
-          <w:bCs/>
-        </w:rPr>
-        <w:t xml:space="preserve">A: O(n).</w:t>
+        <w:rPr>
+          <w:b/>
+          <w:bCs/>
+        </w:rPr>
+        <w:t xml:space="preserve">Quicksort worst case = O(n²)</w:t>
+      </w:r>
+      <w:r>
+        <w:t xml:space="preserve"> </w:t>
+      </w:r>
+      <w:r>
+        <w:t xml:space="preserve">(already-sorted with bad pivot); avg</w:t>
+      </w:r>
+      <w:r>
+        <w:t xml:space="preserve"> </w:t>
+      </w:r>
+      <w:r>
+        <w:rPr>
+          <w:b/>
+          <w:bCs/>
+        </w:rPr>
+        <w:t xml:space="preserve">O(n log n)</w:t>
+      </w:r>
+      <w:r>
+        <w:t xml:space="preserve">.</w:t>
       </w:r>
     </w:p>
     <w:p>
@@ -2206,17 +2994,43 @@
         </w:numPr>
       </w:pPr>
       <w:r>
-        <w:t xml:space="preserve">Q: Dijkstra + negative edges?</w:t>
-      </w:r>
-      <w:r>
-        <w:t xml:space="preserve"> </w:t>
-      </w:r>
-      <w:r>
-        <w:rPr>
-          <w:b/>
-          <w:bCs/>
-        </w:rPr>
-        <w:t xml:space="preserve">A: fails → Bellman-Ford.</w:t>
+        <w:rPr>
+          <w:b/>
+          <w:bCs/>
+        </w:rPr>
+        <w:t xml:space="preserve">Dijkstra fails on negative edges</w:t>
+      </w:r>
+      <w:r>
+        <w:t xml:space="preserve"> </w:t>
+      </w:r>
+      <w:r>
+        <w:t xml:space="preserve">→ Bellman-Ford (</w:t>
+      </w:r>
+      <w:r>
+        <w:rPr>
+          <w:b/>
+          <w:bCs/>
+        </w:rPr>
+        <w:t xml:space="preserve">O(VE)</w:t>
+      </w:r>
+      <w:r>
+        <w:t xml:space="preserve">); all-pairs =</w:t>
+      </w:r>
+      <w:r>
+        <w:t xml:space="preserve"> </w:t>
+      </w:r>
+      <w:r>
+        <w:t xml:space="preserve">Floyd-Warshall (</w:t>
+      </w:r>
+      <w:r>
+        <w:rPr>
+          <w:b/>
+          <w:bCs/>
+        </w:rPr>
+        <w:t xml:space="preserve">O(V³)</w:t>
+      </w:r>
+      <w:r>
+        <w:t xml:space="preserve">).</w:t>
       </w:r>
     </w:p>
     <w:p>
@@ -2228,27 +3042,250 @@
         </w:numPr>
       </w:pPr>
       <w:r>
-        <w:t xml:space="preserve">Q: stable sorts?</w:t>
-      </w:r>
-      <w:r>
-        <w:t xml:space="preserve"> </w:t>
-      </w:r>
-      <w:r>
-        <w:rPr>
-          <w:b/>
-          <w:bCs/>
-        </w:rPr>
-        <w:t xml:space="preserve">A: merge, insertion, counting.</w:t>
+        <w:rPr>
+          <w:b/>
+          <w:bCs/>
+        </w:rPr>
+        <w:t xml:space="preserve">DFS/BFS = O(V+E)</w:t>
+      </w:r>
+      <w:r>
+        <w:t xml:space="preserve">; BFS gives shortest path in</w:t>
+      </w:r>
+      <w:r>
+        <w:t xml:space="preserve"> </w:t>
+      </w:r>
+      <w:r>
+        <w:rPr>
+          <w:b/>
+          <w:bCs/>
+        </w:rPr>
+        <w:t xml:space="preserve">unweighted</w:t>
+      </w:r>
+      <w:r>
+        <w:t xml:space="preserve"> </w:t>
+      </w:r>
+      <w:r>
+        <w:t xml:space="preserve">graphs.</w:t>
+      </w:r>
+    </w:p>
+    <w:p>
+      <w:pPr>
+        <w:pStyle w:val="Compact"/>
+        <w:numPr>
+          <w:ilvl w:val="0"/>
+          <w:numId w:val="1008"/>
+        </w:numPr>
+      </w:pPr>
+      <w:r>
+        <w:rPr>
+          <w:b/>
+          <w:bCs/>
+        </w:rPr>
+        <w:t xml:space="preserve">MST:</w:t>
+      </w:r>
+      <w:r>
+        <w:t xml:space="preserve"> </w:t>
+      </w:r>
+      <w:r>
+        <w:t xml:space="preserve">Kruskal (sort edges + union-find), Prim (</w:t>
+      </w:r>
+      <w:r>
+        <w:rPr>
+          <w:b/>
+          <w:bCs/>
+        </w:rPr>
+        <w:t xml:space="preserve">O(E log V)</w:t>
+      </w:r>
+      <w:r>
+        <w:t xml:space="preserve"> </w:t>
+      </w:r>
+      <w:r>
+        <w:t xml:space="preserve">with heap).</w:t>
+      </w:r>
+    </w:p>
+    <w:p>
+      <w:pPr>
+        <w:pStyle w:val="Compact"/>
+        <w:numPr>
+          <w:ilvl w:val="0"/>
+          <w:numId w:val="1008"/>
+        </w:numPr>
+      </w:pPr>
+      <w:r>
+        <w:rPr>
+          <w:b/>
+          <w:bCs/>
+        </w:rPr>
+        <w:t xml:space="preserve">Hashing:</w:t>
+      </w:r>
+      <w:r>
+        <w:t xml:space="preserve"> </w:t>
+      </w:r>
+      <w:r>
+        <w:t xml:space="preserve">load factor α = n/m; linear probing suffers</w:t>
+      </w:r>
+      <w:r>
+        <w:t xml:space="preserve"> </w:t>
+      </w:r>
+      <w:r>
+        <w:rPr>
+          <w:b/>
+          <w:bCs/>
+        </w:rPr>
+        <w:t xml:space="preserve">clustering</w:t>
+      </w:r>
+      <w:r>
+        <w:t xml:space="preserve">.</w:t>
+      </w:r>
+    </w:p>
+    <w:p>
+      <w:pPr>
+        <w:pStyle w:val="Compact"/>
+        <w:numPr>
+          <w:ilvl w:val="0"/>
+          <w:numId w:val="1008"/>
+        </w:numPr>
+      </w:pPr>
+      <w:r>
+        <w:rPr>
+          <w:b/>
+          <w:bCs/>
+        </w:rPr>
+        <w:t xml:space="preserve">B-tree of order m:</w:t>
+      </w:r>
+      <w:r>
+        <w:t xml:space="preserve"> </w:t>
+      </w:r>
+      <w:r>
+        <w:t xml:space="preserve">each node has</w:t>
+      </w:r>
+      <w:r>
+        <w:t xml:space="preserve"> </w:t>
+      </w:r>
+      <w:r>
+        <w:rPr>
+          <w:b/>
+          <w:bCs/>
+        </w:rPr>
+        <w:t xml:space="preserve">⌈m/2⌉ to m</w:t>
+      </w:r>
+      <w:r>
+        <w:t xml:space="preserve"> </w:t>
+      </w:r>
+      <w:r>
+        <w:t xml:space="preserve">children; height</w:t>
+      </w:r>
+      <w:r>
+        <w:t xml:space="preserve"> </w:t>
+      </w:r>
+      <w:r>
+        <w:rPr>
+          <w:b/>
+          <w:bCs/>
+        </w:rPr>
+        <w:t xml:space="preserve">O(log n)</w:t>
+      </w:r>
+      <w:r>
+        <w:t xml:space="preserve">.</w:t>
+      </w:r>
+    </w:p>
+    <w:p>
+      <w:pPr>
+        <w:pStyle w:val="Compact"/>
+        <w:numPr>
+          <w:ilvl w:val="0"/>
+          <w:numId w:val="1008"/>
+        </w:numPr>
+      </w:pPr>
+      <w:r>
+        <w:rPr>
+          <w:b/>
+          <w:bCs/>
+        </w:rPr>
+        <w:t xml:space="preserve">P/NP:</w:t>
+      </w:r>
+      <w:r>
+        <w:t xml:space="preserve"> </w:t>
+      </w:r>
+      <w:r>
+        <w:t xml:space="preserve">NP-complete = in NP</w:t>
+      </w:r>
+      <w:r>
+        <w:t xml:space="preserve"> </w:t>
+      </w:r>
+      <w:r>
+        <w:rPr>
+          <w:b/>
+          <w:bCs/>
+        </w:rPr>
+        <w:t xml:space="preserve">and</w:t>
+      </w:r>
+      <w:r>
+        <w:t xml:space="preserve"> </w:t>
+      </w:r>
+      <w:r>
+        <w:t xml:space="preserve">NP-hard; SAT was the</w:t>
+      </w:r>
+      <w:r>
+        <w:t xml:space="preserve"> </w:t>
+      </w:r>
+      <w:r>
+        <w:rPr>
+          <w:b/>
+          <w:bCs/>
+        </w:rPr>
+        <w:t xml:space="preserve">first</w:t>
+      </w:r>
+      <w:r>
+        <w:t xml:space="preserve"> </w:t>
+      </w:r>
+      <w:r>
+        <w:t xml:space="preserve">(Cook-Levin).</w:t>
+      </w:r>
+    </w:p>
+    <w:p>
+      <w:pPr>
+        <w:pStyle w:val="Compact"/>
+        <w:numPr>
+          <w:ilvl w:val="0"/>
+          <w:numId w:val="1008"/>
+        </w:numPr>
+      </w:pPr>
+      <w:r>
+        <w:rPr>
+          <w:b/>
+          <w:bCs/>
+        </w:rPr>
+        <w:t xml:space="preserve">A complete binary tree</w:t>
+      </w:r>
+      <w:r>
+        <w:t xml:space="preserve"> </w:t>
+      </w:r>
+      <w:r>
+        <w:t xml:space="preserve">of n nodes has height</w:t>
+      </w:r>
+      <w:r>
+        <w:t xml:space="preserve"> </w:t>
+      </w:r>
+      <w:r>
+        <w:rPr>
+          <w:b/>
+          <w:bCs/>
+        </w:rPr>
+        <w:t xml:space="preserve">⌊log₂ n⌋</w:t>
+      </w:r>
+      <w:r>
+        <w:t xml:space="preserve">.</w:t>
       </w:r>
     </w:p>
     <w:bookmarkEnd w:id="21"/>
-    <w:bookmarkStart w:id="22" w:name="X1d722414bb8b6169f42d291bf6a9bc670d523c9"/>
-    <w:p>
-      <w:pPr>
-        <w:pStyle w:val="Heading2"/>
-      </w:pPr>
-      <w:r>
-        <w:t xml:space="preserve">Module 23 — Pattern Recognition (exam triage)</w:t>
+    <w:bookmarkStart w:id="22" w:name="sebi-rbi-it-conceptual-one-liners"/>
+    <w:p>
+      <w:pPr>
+        <w:pStyle w:val="Heading3"/>
+      </w:pPr>
+      <w:r>
+        <w:t xml:space="preserve">SEBI / RBI IT — conceptual one-liners</w:t>
       </w:r>
     </w:p>
     <w:p>
@@ -2260,13 +3297,75 @@
         </w:numPr>
       </w:pPr>
       <w:r>
-        <w:t xml:space="preserve">“Trace this algorithm / fill this table”</w:t>
-      </w:r>
-      <w:r>
-        <w:t xml:space="preserve"> </w:t>
-      </w:r>
-      <w:r>
-        <w:t xml:space="preserve">→ GATE/ISRO numerical.</w:t>
+        <w:rPr>
+          <w:b/>
+          <w:bCs/>
+        </w:rPr>
+        <w:t xml:space="preserve">Big-O of common ops:</w:t>
+      </w:r>
+      <w:r>
+        <w:t xml:space="preserve"> </w:t>
+      </w:r>
+      <w:r>
+        <w:t xml:space="preserve">array access</w:t>
+      </w:r>
+      <w:r>
+        <w:t xml:space="preserve"> </w:t>
+      </w:r>
+      <w:r>
+        <w:rPr>
+          <w:b/>
+          <w:bCs/>
+        </w:rPr>
+        <w:t xml:space="preserve">O(1)</w:t>
+      </w:r>
+      <w:r>
+        <w:t xml:space="preserve">, search</w:t>
+      </w:r>
+      <w:r>
+        <w:t xml:space="preserve"> </w:t>
+      </w:r>
+      <w:r>
+        <w:rPr>
+          <w:b/>
+          <w:bCs/>
+        </w:rPr>
+        <w:t xml:space="preserve">O(n)</w:t>
+      </w:r>
+      <w:r>
+        <w:t xml:space="preserve">; BST search</w:t>
+      </w:r>
+      <w:r>
+        <w:t xml:space="preserve"> </w:t>
+      </w:r>
+      <w:r>
+        <w:rPr>
+          <w:b/>
+          <w:bCs/>
+        </w:rPr>
+        <w:t xml:space="preserve">O(log n)</w:t>
+      </w:r>
+      <w:r>
+        <w:t xml:space="preserve"> </w:t>
+      </w:r>
+      <w:r>
+        <w:t xml:space="preserve">avg /</w:t>
+      </w:r>
+      <w:r>
+        <w:t xml:space="preserve"> </w:t>
+      </w:r>
+      <w:r>
+        <w:rPr>
+          <w:b/>
+          <w:bCs/>
+        </w:rPr>
+        <w:t xml:space="preserve">O(n)</w:t>
+      </w:r>
+      <w:r>
+        <w:t xml:space="preserve"> </w:t>
+      </w:r>
+      <w:r>
+        <w:t xml:space="preserve">worst (skewed).</w:t>
       </w:r>
     </w:p>
     <w:p>
@@ -2278,13 +3377,27 @@
         </w:numPr>
       </w:pPr>
       <w:r>
-        <w:t xml:space="preserve">“Which is true about X complexity”</w:t>
-      </w:r>
-      <w:r>
-        <w:t xml:space="preserve"> </w:t>
-      </w:r>
-      <w:r>
-        <w:t xml:space="preserve">→ SEBI/RBI conceptual MCQ.</w:t>
+        <w:rPr>
+          <w:b/>
+          <w:bCs/>
+        </w:rPr>
+        <w:t xml:space="preserve">Stack = LIFO</w:t>
+      </w:r>
+      <w:r>
+        <w:t xml:space="preserve">,</w:t>
+      </w:r>
+      <w:r>
+        <w:t xml:space="preserve"> </w:t>
+      </w:r>
+      <w:r>
+        <w:rPr>
+          <w:b/>
+          <w:bCs/>
+        </w:rPr>
+        <w:t xml:space="preserve">Queue = FIFO</w:t>
+      </w:r>
+      <w:r>
+        <w:t xml:space="preserve">; stack does DFS, queue does BFS.</w:t>
       </w:r>
     </w:p>
     <w:p>
@@ -2296,75 +3409,471 @@
         </w:numPr>
       </w:pPr>
       <w:r>
-        <w:t xml:space="preserve">“B/B+ tree order / splits / index”</w:t>
-      </w:r>
-      <w:r>
-        <w:t xml:space="preserve"> </w:t>
-      </w:r>
-      <w:r>
-        <w:t xml:space="preserve">→ all exams + DBMS.</w:t>
+        <w:rPr>
+          <w:b/>
+          <w:bCs/>
+        </w:rPr>
+        <w:t xml:space="preserve">B/B+ tree indexes</w:t>
+      </w:r>
+      <w:r>
+        <w:t xml:space="preserve"> </w:t>
+      </w:r>
+      <w:r>
+        <w:t xml:space="preserve">power RDBMS;</w:t>
+      </w:r>
+      <w:r>
+        <w:t xml:space="preserve"> </w:t>
+      </w:r>
+      <w:r>
+        <w:rPr>
+          <w:b/>
+          <w:bCs/>
+        </w:rPr>
+        <w:t xml:space="preserve">B+ tree leaves are linked</w:t>
+      </w:r>
+      <w:r>
+        <w:t xml:space="preserve"> </w:t>
+      </w:r>
+      <w:r>
+        <w:t xml:space="preserve">for range scans.</w:t>
+      </w:r>
+    </w:p>
+    <w:p>
+      <w:pPr>
+        <w:pStyle w:val="Compact"/>
+        <w:numPr>
+          <w:ilvl w:val="0"/>
+          <w:numId w:val="1009"/>
+        </w:numPr>
+      </w:pPr>
+      <w:r>
+        <w:rPr>
+          <w:b/>
+          <w:bCs/>
+        </w:rPr>
+        <w:t xml:space="preserve">Hash index</w:t>
+      </w:r>
+      <w:r>
+        <w:t xml:space="preserve"> </w:t>
+      </w:r>
+      <w:r>
+        <w:t xml:space="preserve">= O(1) equality,</w:t>
+      </w:r>
+      <w:r>
+        <w:t xml:space="preserve"> </w:t>
+      </w:r>
+      <w:r>
+        <w:rPr>
+          <w:b/>
+          <w:bCs/>
+        </w:rPr>
+        <w:t xml:space="preserve">no range queries</w:t>
+      </w:r>
+      <w:r>
+        <w:t xml:space="preserve">.</w:t>
+      </w:r>
+    </w:p>
+    <w:p>
+      <w:pPr>
+        <w:pStyle w:val="Compact"/>
+        <w:numPr>
+          <w:ilvl w:val="0"/>
+          <w:numId w:val="1009"/>
+        </w:numPr>
+      </w:pPr>
+      <w:r>
+        <w:rPr>
+          <w:b/>
+          <w:bCs/>
+        </w:rPr>
+        <w:t xml:space="preserve">Normalisation:</w:t>
+      </w:r>
+      <w:r>
+        <w:t xml:space="preserve"> </w:t>
+      </w:r>
+      <w:r>
+        <w:t xml:space="preserve">1NF (atomic) → 2NF (no partial dep) → 3NF (no transitive dep)</w:t>
+      </w:r>
+      <w:r>
+        <w:t xml:space="preserve"> </w:t>
+      </w:r>
+      <w:r>
+        <w:t xml:space="preserve">→ BCNF.</w:t>
+      </w:r>
+    </w:p>
+    <w:p>
+      <w:pPr>
+        <w:pStyle w:val="Compact"/>
+        <w:numPr>
+          <w:ilvl w:val="0"/>
+          <w:numId w:val="1009"/>
+        </w:numPr>
+      </w:pPr>
+      <w:r>
+        <w:rPr>
+          <w:b/>
+          <w:bCs/>
+        </w:rPr>
+        <w:t xml:space="preserve">ACID</w:t>
+      </w:r>
+      <w:r>
+        <w:t xml:space="preserve"> </w:t>
+      </w:r>
+      <w:r>
+        <w:t xml:space="preserve">= Atomicity, Consistency, Isolation, Durability.</w:t>
+      </w:r>
+    </w:p>
+    <w:p>
+      <w:pPr>
+        <w:pStyle w:val="Compact"/>
+        <w:numPr>
+          <w:ilvl w:val="0"/>
+          <w:numId w:val="1009"/>
+        </w:numPr>
+      </w:pPr>
+      <w:r>
+        <w:rPr>
+          <w:b/>
+          <w:bCs/>
+        </w:rPr>
+        <w:t xml:space="preserve">OOP four pillars:</w:t>
+      </w:r>
+      <w:r>
+        <w:t xml:space="preserve"> </w:t>
+      </w:r>
+      <w:r>
+        <w:t xml:space="preserve">encapsulation, abstraction, inheritance, polymorphism.</w:t>
+      </w:r>
+    </w:p>
+    <w:p>
+      <w:pPr>
+        <w:pStyle w:val="Compact"/>
+        <w:numPr>
+          <w:ilvl w:val="0"/>
+          <w:numId w:val="1009"/>
+        </w:numPr>
+      </w:pPr>
+      <w:r>
+        <w:rPr>
+          <w:b/>
+          <w:bCs/>
+        </w:rPr>
+        <w:t xml:space="preserve">Overloading = compile-time</w:t>
+      </w:r>
+      <w:r>
+        <w:t xml:space="preserve">,</w:t>
+      </w:r>
+      <w:r>
+        <w:t xml:space="preserve"> </w:t>
+      </w:r>
+      <w:r>
+        <w:rPr>
+          <w:b/>
+          <w:bCs/>
+        </w:rPr>
+        <w:t xml:space="preserve">overriding = run-time</w:t>
+      </w:r>
+      <w:r>
+        <w:t xml:space="preserve"> </w:t>
+      </w:r>
+      <w:r>
+        <w:t xml:space="preserve">polymorphism.</w:t>
+      </w:r>
+    </w:p>
+    <w:p>
+      <w:pPr>
+        <w:pStyle w:val="Compact"/>
+        <w:numPr>
+          <w:ilvl w:val="0"/>
+          <w:numId w:val="1009"/>
+        </w:numPr>
+      </w:pPr>
+      <w:r>
+        <w:rPr>
+          <w:b/>
+          <w:bCs/>
+        </w:rPr>
+        <w:t xml:space="preserve">Deadlock 4 conditions:</w:t>
+      </w:r>
+      <w:r>
+        <w:t xml:space="preserve"> </w:t>
+      </w:r>
+      <w:r>
+        <w:t xml:space="preserve">mutual exclusion, hold-and-wait, no preemption,</w:t>
+      </w:r>
+      <w:r>
+        <w:t xml:space="preserve"> </w:t>
+      </w:r>
+      <w:r>
+        <w:t xml:space="preserve">circular wait.</w:t>
       </w:r>
     </w:p>
     <w:bookmarkEnd w:id="22"/>
-    <w:bookmarkStart w:id="23" w:name="module-23-gate-sebi-rbi-isro-perspective"/>
-    <w:p>
-      <w:pPr>
-        <w:pStyle w:val="Heading2"/>
-      </w:pPr>
-      <w:r>
-        <w:t xml:space="preserve">Module 23 — GATE / SEBI / RBI / ISRO Perspective</w:t>
-      </w:r>
-    </w:p>
-    <w:p>
-      <w:pPr>
-        <w:pStyle w:val="FirstParagraph"/>
-      </w:pPr>
-      <w:r>
-        <w:t xml:space="preserve">This module</w:t>
-      </w:r>
-      <w:r>
-        <w:t xml:space="preserve"> </w:t>
-      </w:r>
-      <w:r>
-        <w:rPr>
-          <w:i/>
-          <w:iCs/>
-        </w:rPr>
-        <w:t xml:space="preserve">is</w:t>
-      </w:r>
-      <w:r>
-        <w:t xml:space="preserve"> </w:t>
-      </w:r>
-      <w:r>
-        <w:t xml:space="preserve">the exam perspective. Pair it with the per-module</w:t>
-      </w:r>
-      <w:r>
-        <w:t xml:space="preserve"> </w:t>
-      </w:r>
-      <w:r>
-        <w:t xml:space="preserve">“GATE/SEBI…”</w:t>
-      </w:r>
-      <w:r>
-        <w:t xml:space="preserve"> </w:t>
-      </w:r>
-      <w:r>
-        <w:t xml:space="preserve">sections throughout M1–M18, and the</w:t>
-      </w:r>
-      <w:r>
-        <w:t xml:space="preserve"> </w:t>
-      </w:r>
-      <w:r>
-        <w:rPr>
-          <w:b/>
-          <w:bCs/>
-        </w:rPr>
-        <w:t xml:space="preserve">Excel Exam-Mapping + 6-Month Roadmap</w:t>
-      </w:r>
-      <w:r>
-        <w:t xml:space="preserve"> </w:t>
-      </w:r>
-      <w:r>
-        <w:t xml:space="preserve">tabs.</w:t>
+    <w:bookmarkStart w:id="23" w:name="isro-c-dac-direct-fundamentals"/>
+    <w:p>
+      <w:pPr>
+        <w:pStyle w:val="Heading3"/>
+      </w:pPr>
+      <w:r>
+        <w:t xml:space="preserve">ISRO / C-DAC — direct fundamentals</w:t>
+      </w:r>
+    </w:p>
+    <w:p>
+      <w:pPr>
+        <w:pStyle w:val="Compact"/>
+        <w:numPr>
+          <w:ilvl w:val="0"/>
+          <w:numId w:val="1010"/>
+        </w:numPr>
+      </w:pPr>
+      <w:r>
+        <w:rPr>
+          <w:b/>
+          <w:bCs/>
+        </w:rPr>
+        <w:t xml:space="preserve">Array indices in a heap:</w:t>
+      </w:r>
+      <w:r>
+        <w:t xml:space="preserve"> </w:t>
+      </w:r>
+      <w:r>
+        <w:t xml:space="preserve">children of</w:t>
+      </w:r>
+      <w:r>
+        <w:t xml:space="preserve"> </w:t>
+      </w:r>
+      <w:r>
+        <w:rPr>
+          <w:rStyle w:val="VerbatimChar"/>
+        </w:rPr>
+        <w:t xml:space="preserve">i</w:t>
+      </w:r>
+      <w:r>
+        <w:t xml:space="preserve"> </w:t>
+      </w:r>
+      <w:r>
+        <w:t xml:space="preserve">are</w:t>
+      </w:r>
+      <w:r>
+        <w:t xml:space="preserve"> </w:t>
+      </w:r>
+      <w:r>
+        <w:rPr>
+          <w:rStyle w:val="VerbatimChar"/>
+        </w:rPr>
+        <w:t xml:space="preserve">2i+1</w:t>
+      </w:r>
+      <w:r>
+        <w:t xml:space="preserve">,</w:t>
+      </w:r>
+      <w:r>
+        <w:t xml:space="preserve"> </w:t>
+      </w:r>
+      <w:r>
+        <w:rPr>
+          <w:rStyle w:val="VerbatimChar"/>
+        </w:rPr>
+        <w:t xml:space="preserve">2i+2</w:t>
+      </w:r>
+      <w:r>
+        <w:t xml:space="preserve"> </w:t>
+      </w:r>
+      <w:r>
+        <w:t xml:space="preserve">(0-based).</w:t>
+      </w:r>
+    </w:p>
+    <w:p>
+      <w:pPr>
+        <w:pStyle w:val="Compact"/>
+        <w:numPr>
+          <w:ilvl w:val="0"/>
+          <w:numId w:val="1010"/>
+        </w:numPr>
+      </w:pPr>
+      <w:r>
+        <w:rPr>
+          <w:b/>
+          <w:bCs/>
+        </w:rPr>
+        <w:t xml:space="preserve">Postfix / prefix evaluation</w:t>
+      </w:r>
+      <w:r>
+        <w:t xml:space="preserve"> </w:t>
+      </w:r>
+      <w:r>
+        <w:t xml:space="preserve">uses a</w:t>
+      </w:r>
+      <w:r>
+        <w:t xml:space="preserve"> </w:t>
+      </w:r>
+      <w:r>
+        <w:rPr>
+          <w:b/>
+          <w:bCs/>
+        </w:rPr>
+        <w:t xml:space="preserve">stack</w:t>
+      </w:r>
+      <w:r>
+        <w:t xml:space="preserve">.</w:t>
+      </w:r>
+    </w:p>
+    <w:p>
+      <w:pPr>
+        <w:pStyle w:val="Compact"/>
+        <w:numPr>
+          <w:ilvl w:val="0"/>
+          <w:numId w:val="1010"/>
+        </w:numPr>
+      </w:pPr>
+      <w:r>
+        <w:rPr>
+          <w:b/>
+          <w:bCs/>
+        </w:rPr>
+        <w:t xml:space="preserve">Number of nodes</w:t>
+      </w:r>
+      <w:r>
+        <w:t xml:space="preserve"> </w:t>
+      </w:r>
+      <w:r>
+        <w:t xml:space="preserve">at level</w:t>
+      </w:r>
+      <w:r>
+        <w:t xml:space="preserve"> </w:t>
+      </w:r>
+      <w:r>
+        <w:rPr>
+          <w:rStyle w:val="VerbatimChar"/>
+        </w:rPr>
+        <w:t xml:space="preserve">L</w:t>
+      </w:r>
+      <w:r>
+        <w:t xml:space="preserve"> </w:t>
+      </w:r>
+      <w:r>
+        <w:t xml:space="preserve">of a binary tree ≤</w:t>
+      </w:r>
+      <w:r>
+        <w:t xml:space="preserve"> </w:t>
+      </w:r>
+      <w:r>
+        <w:rPr>
+          <w:b/>
+          <w:bCs/>
+        </w:rPr>
+        <w:t xml:space="preserve">2^L</w:t>
+      </w:r>
+      <w:r>
+        <w:t xml:space="preserve">.</w:t>
+      </w:r>
+    </w:p>
+    <w:p>
+      <w:pPr>
+        <w:pStyle w:val="Compact"/>
+        <w:numPr>
+          <w:ilvl w:val="0"/>
+          <w:numId w:val="1010"/>
+        </w:numPr>
+      </w:pPr>
+      <w:r>
+        <w:rPr>
+          <w:b/>
+          <w:bCs/>
+        </w:rPr>
+        <w:t xml:space="preserve">Infix → postfix</w:t>
+      </w:r>
+      <w:r>
+        <w:t xml:space="preserve"> </w:t>
+      </w:r>
+      <w:r>
+        <w:t xml:space="preserve">conversion (Shunting-yard) uses a stack + precedence.</w:t>
+      </w:r>
+    </w:p>
+    <w:p>
+      <w:pPr>
+        <w:pStyle w:val="Compact"/>
+        <w:numPr>
+          <w:ilvl w:val="0"/>
+          <w:numId w:val="1010"/>
+        </w:numPr>
+      </w:pPr>
+      <w:r>
+        <w:rPr>
+          <w:b/>
+          <w:bCs/>
+        </w:rPr>
+        <w:t xml:space="preserve">Circular queue</w:t>
+      </w:r>
+      <w:r>
+        <w:t xml:space="preserve"> </w:t>
+      </w:r>
+      <w:r>
+        <w:t xml:space="preserve">avoids the</w:t>
+      </w:r>
+      <w:r>
+        <w:t xml:space="preserve"> </w:t>
+      </w:r>
+      <w:r>
+        <w:t xml:space="preserve">“false full”</w:t>
+      </w:r>
+      <w:r>
+        <w:t xml:space="preserve"> </w:t>
+      </w:r>
+      <w:r>
+        <w:t xml:space="preserve">problem of a linear array queue.</w:t>
+      </w:r>
+    </w:p>
+    <w:p>
+      <w:pPr>
+        <w:pStyle w:val="Compact"/>
+        <w:numPr>
+          <w:ilvl w:val="0"/>
+          <w:numId w:val="1010"/>
+        </w:numPr>
+      </w:pPr>
+      <w:r>
+        <w:rPr>
+          <w:b/>
+          <w:bCs/>
+        </w:rPr>
+        <w:t xml:space="preserve">Recursion uses the call stack</w:t>
+      </w:r>
+      <w:r>
+        <w:t xml:space="preserve">; tail recursion can be loop-optimised.</w:t>
+      </w:r>
+    </w:p>
+    <w:p>
+      <w:pPr>
+        <w:pStyle w:val="Compact"/>
+        <w:numPr>
+          <w:ilvl w:val="0"/>
+          <w:numId w:val="1010"/>
+        </w:numPr>
+      </w:pPr>
+      <w:r>
+        <w:rPr>
+          <w:b/>
+          <w:bCs/>
+        </w:rPr>
+        <w:t xml:space="preserve">Two’s complement:</w:t>
+      </w:r>
+      <w:r>
+        <w:t xml:space="preserve"> </w:t>
+      </w:r>
+      <w:r>
+        <w:t xml:space="preserve">negate = invert bits + 1; range</w:t>
+      </w:r>
+      <w:r>
+        <w:t xml:space="preserve"> </w:t>
+      </w:r>
+      <w:r>
+        <w:rPr>
+          <w:rStyle w:val="VerbatimChar"/>
+        </w:rPr>
+        <w:t xml:space="preserve">-2^(n-1)..2^(n-1)-1</w:t>
+      </w:r>
+      <w:r>
+        <w:t xml:space="preserve">.</w:t>
       </w:r>
     </w:p>
     <w:p>
@@ -2374,34 +3883,598 @@
         </w:pict>
       </w:r>
     </w:p>
+    <w:bookmarkEnd w:id="23"/>
+    <w:bookmarkEnd w:id="24"/>
+    <w:bookmarkStart w:id="25" w:name="module-23-concept-review-one-page"/>
+    <w:p>
+      <w:pPr>
+        <w:pStyle w:val="Heading2"/>
+      </w:pPr>
+      <w:r>
+        <w:t xml:space="preserve">Module 23 — Concept Review (one page)</w:t>
+      </w:r>
+    </w:p>
+    <w:p>
+      <w:pPr>
+        <w:pStyle w:val="Compact"/>
+        <w:numPr>
+          <w:ilvl w:val="0"/>
+          <w:numId w:val="1011"/>
+        </w:numPr>
+      </w:pPr>
+      <w:r>
+        <w:rPr>
+          <w:b/>
+          <w:bCs/>
+        </w:rPr>
+        <w:t xml:space="preserve">GATE/ISRO/C-DAC</w:t>
+      </w:r>
+      <w:r>
+        <w:t xml:space="preserve"> </w:t>
+      </w:r>
+      <w:r>
+        <w:t xml:space="preserve">= algorithm-heavy,</w:t>
+      </w:r>
+      <w:r>
+        <w:t xml:space="preserve"> </w:t>
+      </w:r>
+      <w:r>
+        <w:rPr>
+          <w:b/>
+          <w:bCs/>
+        </w:rPr>
+        <w:t xml:space="preserve">trace/compute</w:t>
+      </w:r>
+      <w:r>
+        <w:t xml:space="preserve"> </w:t>
+      </w:r>
+      <w:r>
+        <w:t xml:space="preserve">style → master</w:t>
+      </w:r>
+      <w:r>
+        <w:t xml:space="preserve"> </w:t>
+      </w:r>
+      <w:r>
+        <w:t xml:space="preserve">recurrences, graphs, DP table-fill, hashing, B/B+ trees, P/NP, sort</w:t>
+      </w:r>
+      <w:r>
+        <w:t xml:space="preserve"> </w:t>
+      </w:r>
+      <w:r>
+        <w:t xml:space="preserve">comparisons, build-heap O(n).</w:t>
+      </w:r>
+    </w:p>
+    <w:p>
+      <w:pPr>
+        <w:pStyle w:val="Compact"/>
+        <w:numPr>
+          <w:ilvl w:val="0"/>
+          <w:numId w:val="1011"/>
+        </w:numPr>
+      </w:pPr>
+      <w:r>
+        <w:rPr>
+          <w:b/>
+          <w:bCs/>
+        </w:rPr>
+        <w:t xml:space="preserve">SEBI/RBI IT</w:t>
+      </w:r>
+      <w:r>
+        <w:t xml:space="preserve"> </w:t>
+      </w:r>
+      <w:r>
+        <w:t xml:space="preserve">(your target) = conceptual MCQ across IT; DSA complexities +</w:t>
+      </w:r>
+      <w:r>
+        <w:t xml:space="preserve"> </w:t>
+      </w:r>
+      <w:r>
+        <w:t xml:space="preserve">trees + hashing +</w:t>
+      </w:r>
+      <w:r>
+        <w:t xml:space="preserve"> </w:t>
+      </w:r>
+      <w:r>
+        <w:rPr>
+          <w:b/>
+          <w:bCs/>
+        </w:rPr>
+        <w:t xml:space="preserve">DBMS indexing</w:t>
+      </w:r>
+      <w:r>
+        <w:t xml:space="preserve"> </w:t>
+      </w:r>
+      <w:r>
+        <w:t xml:space="preserve">overlap; breadth + accuracy.</w:t>
+      </w:r>
+    </w:p>
+    <w:p>
+      <w:pPr>
+        <w:pStyle w:val="Compact"/>
+        <w:numPr>
+          <w:ilvl w:val="0"/>
+          <w:numId w:val="1011"/>
+        </w:numPr>
+      </w:pPr>
+      <w:r>
+        <w:t xml:space="preserve">Use the</w:t>
+      </w:r>
+      <w:r>
+        <w:t xml:space="preserve"> </w:t>
+      </w:r>
+      <w:r>
+        <w:rPr>
+          <w:b/>
+          <w:bCs/>
+        </w:rPr>
+        <w:t xml:space="preserve">Excel</w:t>
+      </w:r>
+      <w:r>
+        <w:rPr>
+          <w:b/>
+          <w:bCs/>
+        </w:rPr>
+        <w:t xml:space="preserve"> </w:t>
+      </w:r>
+      <w:r>
+        <w:rPr>
+          <w:b/>
+          <w:bCs/>
+        </w:rPr>
+        <w:t xml:space="preserve">“Exam Mapping”</w:t>
+      </w:r>
+      <w:r>
+        <w:t xml:space="preserve"> </w:t>
+      </w:r>
+      <w:r>
+        <w:t xml:space="preserve">tab to track exam-specific focus.</w:t>
+      </w:r>
+    </w:p>
+    <w:bookmarkEnd w:id="25"/>
+    <w:bookmarkStart w:id="26" w:name="module-23-flash-cards"/>
+    <w:p>
+      <w:pPr>
+        <w:pStyle w:val="Heading2"/>
+      </w:pPr>
+      <w:r>
+        <w:t xml:space="preserve">Module 23 — Flash Cards</w:t>
+      </w:r>
+    </w:p>
+    <w:p>
+      <w:pPr>
+        <w:pStyle w:val="Compact"/>
+        <w:numPr>
+          <w:ilvl w:val="0"/>
+          <w:numId w:val="1012"/>
+        </w:numPr>
+      </w:pPr>
+      <w:r>
+        <w:t xml:space="preserve">Q: GATE highest-yield?</w:t>
+      </w:r>
+      <w:r>
+        <w:t xml:space="preserve"> </w:t>
+      </w:r>
+      <w:r>
+        <w:rPr>
+          <w:b/>
+          <w:bCs/>
+        </w:rPr>
+        <w:t xml:space="preserve">A: graphs, DP, recurrences, hashing, B+ trees, P/NP.</w:t>
+      </w:r>
+    </w:p>
+    <w:p>
+      <w:pPr>
+        <w:pStyle w:val="Compact"/>
+        <w:numPr>
+          <w:ilvl w:val="0"/>
+          <w:numId w:val="1012"/>
+        </w:numPr>
+      </w:pPr>
+      <w:r>
+        <w:t xml:space="preserve">Q: SEBI/RBI DSA style?</w:t>
+      </w:r>
+      <w:r>
+        <w:t xml:space="preserve"> </w:t>
+      </w:r>
+      <w:r>
+        <w:rPr>
+          <w:b/>
+          <w:bCs/>
+        </w:rPr>
+        <w:t xml:space="preserve">A: conceptual MCQ + DBMS indexing.</w:t>
+      </w:r>
+    </w:p>
+    <w:p>
+      <w:pPr>
+        <w:pStyle w:val="Compact"/>
+        <w:numPr>
+          <w:ilvl w:val="0"/>
+          <w:numId w:val="1012"/>
+        </w:numPr>
+      </w:pPr>
+      <w:r>
+        <w:t xml:space="preserve">Q: build-heap?</w:t>
+      </w:r>
+      <w:r>
+        <w:t xml:space="preserve"> </w:t>
+      </w:r>
+      <w:r>
+        <w:rPr>
+          <w:b/>
+          <w:bCs/>
+        </w:rPr>
+        <w:t xml:space="preserve">A: O(n).</w:t>
+      </w:r>
+    </w:p>
+    <w:p>
+      <w:pPr>
+        <w:pStyle w:val="Compact"/>
+        <w:numPr>
+          <w:ilvl w:val="0"/>
+          <w:numId w:val="1012"/>
+        </w:numPr>
+      </w:pPr>
+      <w:r>
+        <w:t xml:space="preserve">Q: Dijkstra + negative edges?</w:t>
+      </w:r>
+      <w:r>
+        <w:t xml:space="preserve"> </w:t>
+      </w:r>
+      <w:r>
+        <w:rPr>
+          <w:b/>
+          <w:bCs/>
+        </w:rPr>
+        <w:t xml:space="preserve">A: fails → Bellman-Ford.</w:t>
+      </w:r>
+    </w:p>
+    <w:p>
+      <w:pPr>
+        <w:pStyle w:val="Compact"/>
+        <w:numPr>
+          <w:ilvl w:val="0"/>
+          <w:numId w:val="1012"/>
+        </w:numPr>
+      </w:pPr>
+      <w:r>
+        <w:t xml:space="preserve">Q: stable sorts?</w:t>
+      </w:r>
+      <w:r>
+        <w:t xml:space="preserve"> </w:t>
+      </w:r>
+      <w:r>
+        <w:rPr>
+          <w:b/>
+          <w:bCs/>
+        </w:rPr>
+        <w:t xml:space="preserve">A: merge, insertion, counting.</w:t>
+      </w:r>
+    </w:p>
+    <w:p>
+      <w:pPr>
+        <w:pStyle w:val="Compact"/>
+        <w:numPr>
+          <w:ilvl w:val="0"/>
+          <w:numId w:val="1012"/>
+        </w:numPr>
+      </w:pPr>
+      <w:r>
+        <w:t xml:space="preserve">Q: SEBI IT Paper-2 weightage?</w:t>
+      </w:r>
+      <w:r>
+        <w:t xml:space="preserve"> </w:t>
+      </w:r>
+      <w:r>
+        <w:rPr>
+          <w:b/>
+          <w:bCs/>
+        </w:rPr>
+        <w:t xml:space="preserve">A: DS ~40, Algo ~30, OOP ~20, String ~10 (%).</w:t>
+      </w:r>
+    </w:p>
+    <w:p>
+      <w:pPr>
+        <w:pStyle w:val="Compact"/>
+        <w:numPr>
+          <w:ilvl w:val="0"/>
+          <w:numId w:val="1012"/>
+        </w:numPr>
+      </w:pPr>
+      <w:r>
+        <w:t xml:space="preserve">Q: B-tree order m children range?</w:t>
+      </w:r>
+      <w:r>
+        <w:t xml:space="preserve"> </w:t>
+      </w:r>
+      <w:r>
+        <w:rPr>
+          <w:b/>
+          <w:bCs/>
+        </w:rPr>
+        <w:t xml:space="preserve">A: ⌈m/2⌉ to m.</w:t>
+      </w:r>
+    </w:p>
+    <w:p>
+      <w:pPr>
+        <w:pStyle w:val="Compact"/>
+        <w:numPr>
+          <w:ilvl w:val="0"/>
+          <w:numId w:val="1012"/>
+        </w:numPr>
+      </w:pPr>
+      <w:r>
+        <w:t xml:space="preserve">Q: Overloading vs overriding?</w:t>
+      </w:r>
+      <w:r>
+        <w:t xml:space="preserve"> </w:t>
+      </w:r>
+      <w:r>
+        <w:rPr>
+          <w:b/>
+          <w:bCs/>
+        </w:rPr>
+        <w:t xml:space="preserve">A: compile-time vs run-time.</w:t>
+      </w:r>
+    </w:p>
+    <w:p>
+      <w:pPr>
+        <w:pStyle w:val="Compact"/>
+        <w:numPr>
+          <w:ilvl w:val="0"/>
+          <w:numId w:val="1012"/>
+        </w:numPr>
+      </w:pPr>
+      <w:r>
+        <w:t xml:space="preserve">Q: First NP-complete problem?</w:t>
+      </w:r>
+      <w:r>
+        <w:t xml:space="preserve"> </w:t>
+      </w:r>
+      <w:r>
+        <w:rPr>
+          <w:b/>
+          <w:bCs/>
+        </w:rPr>
+        <w:t xml:space="preserve">A: SAT (Cook-Levin).</w:t>
+      </w:r>
+    </w:p>
+    <w:p>
+      <w:pPr>
+        <w:pStyle w:val="Compact"/>
+        <w:numPr>
+          <w:ilvl w:val="0"/>
+          <w:numId w:val="1012"/>
+        </w:numPr>
+      </w:pPr>
+      <w:r>
+        <w:t xml:space="preserve">Q: Normalisation order?</w:t>
+      </w:r>
+      <w:r>
+        <w:t xml:space="preserve"> </w:t>
+      </w:r>
+      <w:r>
+        <w:rPr>
+          <w:b/>
+          <w:bCs/>
+        </w:rPr>
+        <w:t xml:space="preserve">A: 1NF → 2NF → 3NF → BCNF.</w:t>
+      </w:r>
+    </w:p>
+    <w:bookmarkEnd w:id="26"/>
+    <w:bookmarkStart w:id="27" w:name="X1d722414bb8b6169f42d291bf6a9bc670d523c9"/>
+    <w:p>
+      <w:pPr>
+        <w:pStyle w:val="Heading2"/>
+      </w:pPr>
+      <w:r>
+        <w:t xml:space="preserve">Module 23 — Pattern Recognition (exam triage)</w:t>
+      </w:r>
+    </w:p>
+    <w:p>
+      <w:pPr>
+        <w:pStyle w:val="Compact"/>
+        <w:numPr>
+          <w:ilvl w:val="0"/>
+          <w:numId w:val="1013"/>
+        </w:numPr>
+      </w:pPr>
+      <w:r>
+        <w:t xml:space="preserve">“Trace this algorithm / fill this table”</w:t>
+      </w:r>
+      <w:r>
+        <w:t xml:space="preserve"> </w:t>
+      </w:r>
+      <w:r>
+        <w:t xml:space="preserve">→ GATE/ISRO numerical.</w:t>
+      </w:r>
+    </w:p>
+    <w:p>
+      <w:pPr>
+        <w:pStyle w:val="Compact"/>
+        <w:numPr>
+          <w:ilvl w:val="0"/>
+          <w:numId w:val="1013"/>
+        </w:numPr>
+      </w:pPr>
+      <w:r>
+        <w:t xml:space="preserve">“Which is true about X complexity”</w:t>
+      </w:r>
+      <w:r>
+        <w:t xml:space="preserve"> </w:t>
+      </w:r>
+      <w:r>
+        <w:t xml:space="preserve">→ SEBI/RBI conceptual MCQ.</w:t>
+      </w:r>
+    </w:p>
+    <w:p>
+      <w:pPr>
+        <w:pStyle w:val="Compact"/>
+        <w:numPr>
+          <w:ilvl w:val="0"/>
+          <w:numId w:val="1013"/>
+        </w:numPr>
+      </w:pPr>
+      <w:r>
+        <w:t xml:space="preserve">“B/B+ tree order / splits / index”</w:t>
+      </w:r>
+      <w:r>
+        <w:t xml:space="preserve"> </w:t>
+      </w:r>
+      <w:r>
+        <w:t xml:space="preserve">→ all exams + DBMS.</w:t>
+      </w:r>
+    </w:p>
+    <w:p>
+      <w:pPr>
+        <w:pStyle w:val="Compact"/>
+        <w:numPr>
+          <w:ilvl w:val="0"/>
+          <w:numId w:val="1013"/>
+        </w:numPr>
+      </w:pPr>
+      <w:r>
+        <w:t xml:space="preserve">“OOP pillars / overloading vs overriding”</w:t>
+      </w:r>
+      <w:r>
+        <w:t xml:space="preserve"> </w:t>
+      </w:r>
+      <w:r>
+        <w:t xml:space="preserve">→ SEBI IT Paper-2 (OOP ~20%).</w:t>
+      </w:r>
+    </w:p>
+    <w:p>
+      <w:pPr>
+        <w:pStyle w:val="Compact"/>
+        <w:numPr>
+          <w:ilvl w:val="0"/>
+          <w:numId w:val="1013"/>
+        </w:numPr>
+      </w:pPr>
+      <w:r>
+        <w:t xml:space="preserve">“Normalisation / ACID / SQL”</w:t>
+      </w:r>
+      <w:r>
+        <w:t xml:space="preserve"> </w:t>
+      </w:r>
+      <w:r>
+        <w:t xml:space="preserve">→ SEBI/RBI + all exams’ DBMS section.</w:t>
+      </w:r>
+    </w:p>
+    <w:p>
+      <w:pPr>
+        <w:pStyle w:val="Compact"/>
+        <w:numPr>
+          <w:ilvl w:val="0"/>
+          <w:numId w:val="1013"/>
+        </w:numPr>
+      </w:pPr>
+      <w:r>
+        <w:t xml:space="preserve">“Evaluate postfix / infix→postfix”</w:t>
+      </w:r>
+      <w:r>
+        <w:t xml:space="preserve"> </w:t>
+      </w:r>
+      <w:r>
+        <w:t xml:space="preserve">→ ISRO/C-DAC stack question.</w:t>
+      </w:r>
+    </w:p>
+    <w:bookmarkEnd w:id="27"/>
+    <w:bookmarkStart w:id="28" w:name="module-23-gate-sebi-rbi-isro-perspective"/>
+    <w:p>
+      <w:pPr>
+        <w:pStyle w:val="Heading2"/>
+      </w:pPr>
+      <w:r>
+        <w:t xml:space="preserve">Module 23 — GATE / SEBI / RBI / ISRO Perspective</w:t>
+      </w:r>
+    </w:p>
     <w:p>
       <w:pPr>
         <w:pStyle w:val="FirstParagraph"/>
       </w:pPr>
+      <w:r>
+        <w:t xml:space="preserve">This module</w:t>
+      </w:r>
+      <w:r>
+        <w:t xml:space="preserve"> </w:t>
+      </w:r>
       <w:r>
         <w:rPr>
           <w:i/>
           <w:iCs/>
         </w:rPr>
-        <w:t xml:space="preserve">End of Module 23. Next: Module 24 — Interview Question Bank (1000+ questions by</w:t>
-      </w:r>
+        <w:t xml:space="preserve">is</w:t>
+      </w:r>
+      <w:r>
+        <w:t xml:space="preserve"> </w:t>
+      </w:r>
+      <w:r>
+        <w:t xml:space="preserve">the exam perspective. Pair it with the per-module</w:t>
+      </w:r>
+      <w:r>
+        <w:t xml:space="preserve"> </w:t>
+      </w:r>
+      <w:r>
+        <w:t xml:space="preserve">“GATE/SEBI…”</w:t>
+      </w:r>
+      <w:r>
+        <w:t xml:space="preserve"> </w:t>
+      </w:r>
+      <w:r>
+        <w:t xml:space="preserve">sections throughout M1–M18, and the</w:t>
+      </w:r>
+      <w:r>
+        <w:t xml:space="preserve"> </w:t>
+      </w:r>
+      <w:r>
+        <w:rPr>
+          <w:b/>
+          <w:bCs/>
+        </w:rPr>
+        <w:t xml:space="preserve">Excel Exam-Mapping + 6-Month Roadmap</w:t>
+      </w:r>
+      <w:r>
+        <w:t xml:space="preserve"> </w:t>
+      </w:r>
+      <w:r>
+        <w:t xml:space="preserve">tabs.</w:t>
+      </w:r>
+    </w:p>
+    <w:p>
+      <w:r>
+        <w:pict>
+          <v:rect style="width:0;height:1.5pt" o:hralign="center" o:hrstd="t" o:hr="t"/>
+        </w:pict>
+      </w:r>
+    </w:p>
+    <w:p>
+      <w:pPr>
+        <w:pStyle w:val="FirstParagraph"/>
+      </w:pPr>
       <w:r>
         <w:rPr>
           <w:i/>
           <w:iCs/>
         </w:rPr>
-        <w:t xml:space="preserve"> </w:t>
+        <w:t xml:space="preserve">End of Module 23. Next: Module 24 — Interview Question Bank (1000+ questions by</w:t>
       </w:r>
       <w:r>
         <w:rPr>
           <w:i/>
           <w:iCs/>
         </w:rPr>
+        <w:t xml:space="preserve"> </w:t>
+      </w:r>
+      <w:r>
+        <w:rPr>
+          <w:i/>
+          <w:iCs/>
+        </w:rPr>
         <w:t xml:space="preserve">topic, follow-ups, debugging) — with visuals.</w:t>
       </w:r>
     </w:p>
-    <w:bookmarkEnd w:id="23"/>
-    <w:bookmarkEnd w:id="24"/>
+    <w:bookmarkEnd w:id="28"/>
+    <w:bookmarkEnd w:id="29"/>
     <w:sectPr>
       <w:footnotePr>
         <w:numRestart w:val="eachSect"/>
@@ -2713,6 +4786,9 @@
     <w:abstractNumId w:val="991"/>
   </w:num>
   <w:num w:numId="1004">
+    <w:abstractNumId w:val="991"/>
+  </w:num>
+  <w:num w:numId="1005">
     <w:abstractNumId w:val="99411"/>
     <w:lvlOverride w:ilvl="0">
       <w:startOverride w:val="1"/>
@@ -2742,10 +4818,10 @@
       <w:startOverride w:val="1"/>
     </w:lvlOverride>
   </w:num>
-  <w:num w:numId="1005">
+  <w:num w:numId="1006">
     <w:abstractNumId w:val="991"/>
   </w:num>
-  <w:num w:numId="1006">
+  <w:num w:numId="1007">
     <w:abstractNumId w:val="99411"/>
     <w:lvlOverride w:ilvl="0">
       <w:startOverride w:val="1"/>
@@ -2775,13 +4851,22 @@
       <w:startOverride w:val="1"/>
     </w:lvlOverride>
   </w:num>
-  <w:num w:numId="1007">
-    <w:abstractNumId w:val="991"/>
-  </w:num>
   <w:num w:numId="1008">
     <w:abstractNumId w:val="991"/>
   </w:num>
   <w:num w:numId="1009">
+    <w:abstractNumId w:val="991"/>
+  </w:num>
+  <w:num w:numId="1010">
+    <w:abstractNumId w:val="991"/>
+  </w:num>
+  <w:num w:numId="1011">
+    <w:abstractNumId w:val="991"/>
+  </w:num>
+  <w:num w:numId="1012">
+    <w:abstractNumId w:val="991"/>
+  </w:num>
+  <w:num w:numId="1013">
     <w:abstractNumId w:val="991"/>
   </w:num>
 </w:numbering>

--- a/SITP/DSA-Notes/M23_Exams_Mapping.docx
+++ b/SITP/DSA-Notes/M23_Exams_Mapping.docx
@@ -5408,24 +5408,34 @@
   <w:style w:default="1" w:styleId="Table" w:type="table">
     <w:name w:val="Table"/>
     <w:basedOn w:val="TableNormal"/>
-    <w:semiHidden/>
-    <w:unhideWhenUsed/>
     <w:qFormat/>
     <w:tblPr>
       <w:tblInd w:type="dxa" w:w="0"/>
+      <w:tblBorders>
+        <w:top w:color="808080" w:space="0" w:sz="4" w:val="single"/>
+        <w:left w:color="808080" w:space="0" w:sz="4" w:val="single"/>
+        <w:bottom w:color="808080" w:space="0" w:sz="4" w:val="single"/>
+        <w:right w:color="808080" w:space="0" w:sz="4" w:val="single"/>
+        <w:insideH w:color="BFBFBF" w:space="0" w:sz="4" w:val="single"/>
+        <w:insideV w:color="BFBFBF" w:space="0" w:sz="4" w:val="single"/>
+      </w:tblBorders>
       <w:tblCellMar>
-        <w:top w:type="dxa" w:w="0"/>
+        <w:top w:type="dxa" w:w="40"/>
         <w:left w:type="dxa" w:w="108"/>
-        <w:bottom w:type="dxa" w:w="0"/>
+        <w:bottom w:type="dxa" w:w="40"/>
         <w:right w:type="dxa" w:w="108"/>
       </w:tblCellMar>
     </w:tblPr>
     <w:tblStylePr w:type="firstRow">
+      <w:rPr>
+        <w:b/>
+      </w:rPr>
       <w:tcPr>
+        <w:shd w:color="auto" w:fill="DDEBF7" w:val="clear"/>
         <w:tcBorders>
-          <w:bottom w:val="single"/>
+          <w:bottom w:color="1F4E78" w:space="0" w:sz="8" w:val="single"/>
         </w:tcBorders>
-        <w:vAlign w:val="bottom"/>
+        <w:vAlign w:val="center"/>
       </w:tcPr>
     </w:tblStylePr>
   </w:style>
